--- a/Sprint20261005-20261016/HERO-68942_20261009_091809.docx
+++ b/Sprint20261005-20261016/HERO-68942_20261009_091809.docx
@@ -5626,645 +5626,6 @@
         <w:t>4. All three file types are successfully transferred via the Solace messaging interface</w:t>
       </w:r>
     </w:p>
-    <w:p>
-      <w:pPr>
-        <w:spacing w:before="200" w:after="120"/>
-      </w:pPr>
-      <w:r>
-        <w:rPr>
-          <w:rFonts w:ascii="Arial" w:hAnsi="Arial" w:eastAsia="Arial" w:cs="Arial"/>
-          <w:b/>
-          <w:color w:val="000000"/>
-          <w:sz w:val="26"/>
-          <w:u w:val="single"/>
-        </w:rPr>
-        <w:t>Appendix</w:t>
-      </w:r>
-    </w:p>
-    <w:p>
-      <w:pPr>
-        <w:spacing w:before="160" w:after="80"/>
-      </w:pPr>
-      <w:r>
-        <w:rPr>
-          <w:rFonts w:ascii="Arial" w:hAnsi="Arial" w:eastAsia="Arial" w:cs="Arial"/>
-          <w:b/>
-          <w:color w:val="001EFF"/>
-          <w:sz w:val="24"/>
-          <w:u w:val="none"/>
-        </w:rPr>
-        <w:t>JIRA Issue Information</w:t>
-      </w:r>
-    </w:p>
-    <w:p>
-      <w:pPr>
-        <w:spacing w:before="0" w:after="40"/>
-        <w:ind w:left="360" w:hanging="240"/>
-      </w:pPr>
-      <w:r>
-        <w:rPr>
-          <w:rFonts w:ascii="Arial" w:hAnsi="Arial" w:eastAsia="Arial" w:cs="Arial"/>
-          <w:b w:val="0"/>
-          <w:color w:val="000000"/>
-          <w:sz w:val="20"/>
-          <w:u w:val="none"/>
-        </w:rPr>
-        <w:t xml:space="preserve">• </w:t>
-      </w:r>
-      <w:r>
-        <w:rPr>
-          <w:rFonts w:ascii="Arial" w:hAnsi="Arial" w:eastAsia="Arial" w:cs="Arial"/>
-          <w:b/>
-          <w:color w:val="000000"/>
-          <w:sz w:val="20"/>
-          <w:u w:val="none"/>
-        </w:rPr>
-        <w:t>Issue Key</w:t>
-      </w:r>
-      <w:r>
-        <w:rPr>
-          <w:rFonts w:ascii="Arial" w:hAnsi="Arial" w:eastAsia="Arial" w:cs="Arial"/>
-          <w:b w:val="0"/>
-          <w:color w:val="000000"/>
-          <w:sz w:val="20"/>
-          <w:u w:val="none"/>
-        </w:rPr>
-        <w:t>: HERO-68942</w:t>
-      </w:r>
-    </w:p>
-    <w:p>
-      <w:pPr>
-        <w:spacing w:before="0" w:after="40"/>
-        <w:ind w:left="360" w:hanging="240"/>
-      </w:pPr>
-      <w:r>
-        <w:rPr>
-          <w:rFonts w:ascii="Arial" w:hAnsi="Arial" w:eastAsia="Arial" w:cs="Arial"/>
-          <w:b w:val="0"/>
-          <w:color w:val="000000"/>
-          <w:sz w:val="20"/>
-          <w:u w:val="none"/>
-        </w:rPr>
-        <w:t xml:space="preserve">• </w:t>
-      </w:r>
-      <w:r>
-        <w:rPr>
-          <w:rFonts w:ascii="Arial" w:hAnsi="Arial" w:eastAsia="Arial" w:cs="Arial"/>
-          <w:b/>
-          <w:color w:val="000000"/>
-          <w:sz w:val="20"/>
-          <w:u w:val="none"/>
-        </w:rPr>
-        <w:t>Summary</w:t>
-      </w:r>
-      <w:r>
-        <w:rPr>
-          <w:rFonts w:ascii="Arial" w:hAnsi="Arial" w:eastAsia="Arial" w:cs="Arial"/>
-          <w:b w:val="0"/>
-          <w:color w:val="000000"/>
-          <w:sz w:val="20"/>
-          <w:u w:val="none"/>
-        </w:rPr>
-        <w:t>: HKJC - TMS - Solace tool for export file support .cnt and .pos files</w:t>
-      </w:r>
-    </w:p>
-    <w:p>
-      <w:pPr>
-        <w:spacing w:before="0" w:after="40"/>
-        <w:ind w:left="360" w:hanging="240"/>
-      </w:pPr>
-      <w:r>
-        <w:rPr>
-          <w:rFonts w:ascii="Arial" w:hAnsi="Arial" w:eastAsia="Arial" w:cs="Arial"/>
-          <w:b w:val="0"/>
-          <w:color w:val="000000"/>
-          <w:sz w:val="20"/>
-          <w:u w:val="none"/>
-        </w:rPr>
-        <w:t xml:space="preserve">• </w:t>
-      </w:r>
-      <w:r>
-        <w:rPr>
-          <w:rFonts w:ascii="Arial" w:hAnsi="Arial" w:eastAsia="Arial" w:cs="Arial"/>
-          <w:b/>
-          <w:color w:val="000000"/>
-          <w:sz w:val="20"/>
-          <w:u w:val="none"/>
-        </w:rPr>
-        <w:t>Issue Type</w:t>
-      </w:r>
-      <w:r>
-        <w:rPr>
-          <w:rFonts w:ascii="Arial" w:hAnsi="Arial" w:eastAsia="Arial" w:cs="Arial"/>
-          <w:b w:val="0"/>
-          <w:color w:val="000000"/>
-          <w:sz w:val="20"/>
-          <w:u w:val="none"/>
-        </w:rPr>
-        <w:t>: Improvement</w:t>
-      </w:r>
-    </w:p>
-    <w:p>
-      <w:pPr>
-        <w:spacing w:before="0" w:after="40"/>
-        <w:ind w:left="360" w:hanging="240"/>
-      </w:pPr>
-      <w:r>
-        <w:rPr>
-          <w:rFonts w:ascii="Arial" w:hAnsi="Arial" w:eastAsia="Arial" w:cs="Arial"/>
-          <w:b w:val="0"/>
-          <w:color w:val="000000"/>
-          <w:sz w:val="20"/>
-          <w:u w:val="none"/>
-        </w:rPr>
-        <w:t xml:space="preserve">• </w:t>
-      </w:r>
-      <w:r>
-        <w:rPr>
-          <w:rFonts w:ascii="Arial" w:hAnsi="Arial" w:eastAsia="Arial" w:cs="Arial"/>
-          <w:b/>
-          <w:color w:val="000000"/>
-          <w:sz w:val="20"/>
-          <w:u w:val="none"/>
-        </w:rPr>
-        <w:t>Component</w:t>
-      </w:r>
-      <w:r>
-        <w:rPr>
-          <w:rFonts w:ascii="Arial" w:hAnsi="Arial" w:eastAsia="Arial" w:cs="Arial"/>
-          <w:b w:val="0"/>
-          <w:color w:val="000000"/>
-          <w:sz w:val="20"/>
-          <w:u w:val="none"/>
-        </w:rPr>
-        <w:t>: RESERVATION</w:t>
-      </w:r>
-    </w:p>
-    <w:p>
-      <w:pPr>
-        <w:spacing w:before="0" w:after="40"/>
-        <w:ind w:left="360" w:hanging="240"/>
-      </w:pPr>
-      <w:r>
-        <w:rPr>
-          <w:rFonts w:ascii="Arial" w:hAnsi="Arial" w:eastAsia="Arial" w:cs="Arial"/>
-          <w:b w:val="0"/>
-          <w:color w:val="000000"/>
-          <w:sz w:val="20"/>
-          <w:u w:val="none"/>
-        </w:rPr>
-        <w:t xml:space="preserve">• </w:t>
-      </w:r>
-      <w:r>
-        <w:rPr>
-          <w:rFonts w:ascii="Arial" w:hAnsi="Arial" w:eastAsia="Arial" w:cs="Arial"/>
-          <w:b/>
-          <w:color w:val="000000"/>
-          <w:sz w:val="20"/>
-          <w:u w:val="none"/>
-        </w:rPr>
-        <w:t>Status</w:t>
-      </w:r>
-      <w:r>
-        <w:rPr>
-          <w:rFonts w:ascii="Arial" w:hAnsi="Arial" w:eastAsia="Arial" w:cs="Arial"/>
-          <w:b w:val="0"/>
-          <w:color w:val="000000"/>
-          <w:sz w:val="20"/>
-          <w:u w:val="none"/>
-        </w:rPr>
-        <w:t>: READY FOR QA</w:t>
-      </w:r>
-    </w:p>
-    <w:p>
-      <w:pPr>
-        <w:spacing w:before="160" w:after="80"/>
-      </w:pPr>
-      <w:r>
-        <w:rPr>
-          <w:rFonts w:ascii="Arial" w:hAnsi="Arial" w:eastAsia="Arial" w:cs="Arial"/>
-          <w:b/>
-          <w:color w:val="001EFF"/>
-          <w:sz w:val="24"/>
-          <w:u w:val="none"/>
-        </w:rPr>
-        <w:t>Requirement Description</w:t>
-      </w:r>
-    </w:p>
-    <w:p>
-      <w:pPr>
-        <w:spacing w:before="0" w:after="80"/>
-      </w:pPr>
-      <w:r>
-        <w:rPr>
-          <w:rFonts w:ascii="Arial" w:hAnsi="Arial" w:eastAsia="Arial" w:cs="Arial"/>
-          <w:b/>
-          <w:color w:val="000000"/>
-          <w:sz w:val="20"/>
-          <w:u w:val="none"/>
-        </w:rPr>
-        <w:t>Use Case / Background:</w:t>
-      </w:r>
-    </w:p>
-    <w:p>
-      <w:pPr>
-        <w:spacing w:before="0" w:after="80"/>
-      </w:pPr>
-      <w:r>
-        <w:rPr>
-          <w:rFonts w:ascii="Arial" w:hAnsi="Arial" w:eastAsia="Arial" w:cs="Arial"/>
-          <w:b w:val="0"/>
-          <w:color w:val="000000"/>
-          <w:sz w:val="20"/>
-          <w:u w:val="none"/>
-        </w:rPr>
-        <w:t>HKJC have three export files need to transfer via Solace. Solace tool for exported file transfer was developed. Previous the tool supports transfer of .zip files. It's required now to support the file type to .cnt and .pos files as well.</w:t>
-      </w:r>
-    </w:p>
-    <w:p>
-      <w:pPr>
-        <w:spacing w:before="0" w:after="80"/>
-      </w:pPr>
-      <w:r>
-        <w:rPr>
-          <w:rFonts w:ascii="Arial" w:hAnsi="Arial" w:eastAsia="Arial" w:cs="Arial"/>
-          <w:b/>
-          <w:color w:val="000000"/>
-          <w:sz w:val="20"/>
-          <w:u w:val="none"/>
-        </w:rPr>
-        <w:t>Requirement:</w:t>
-      </w:r>
-    </w:p>
-    <w:p>
-      <w:pPr>
-        <w:spacing w:before="0" w:after="80"/>
-      </w:pPr>
-      <w:r>
-        <w:rPr>
-          <w:rFonts w:ascii="Arial" w:hAnsi="Arial" w:eastAsia="Arial" w:cs="Arial"/>
-          <w:b w:val="0"/>
-          <w:color w:val="000000"/>
-          <w:sz w:val="20"/>
-          <w:u w:val="none"/>
-        </w:rPr>
-        <w:t>System detects and sends all the relevant .cnt / .pos / .zip files in the directory set in File Path and match File name pattern. ** Only limit to these 3 types, no need to send other file types.</w:t>
-      </w:r>
-    </w:p>
-    <w:p>
-      <w:pPr>
-        <w:spacing w:before="160" w:after="80"/>
-      </w:pPr>
-      <w:r>
-        <w:rPr>
-          <w:rFonts w:ascii="Arial" w:hAnsi="Arial" w:eastAsia="Arial" w:cs="Arial"/>
-          <w:b/>
-          <w:color w:val="001EFF"/>
-          <w:sz w:val="24"/>
-          <w:u w:val="none"/>
-        </w:rPr>
-        <w:t>Supported File Types</w:t>
-      </w:r>
-    </w:p>
-    <w:tbl>
-      <w:tblPr>
-        <w:tblStyle w:val="TableGrid"/>
-        <w:tblW w:type="auto" w:w="0"/>
-        <w:jc w:val="left"/>
-        <w:tblLook w:firstColumn="1" w:firstRow="1" w:lastColumn="0" w:lastRow="0" w:noHBand="0" w:noVBand="1" w:val="04A0"/>
-      </w:tblPr>
-      <w:tblGrid>
-        <w:gridCol w:w="2880"/>
-        <w:gridCol w:w="2880"/>
-        <w:gridCol w:w="2880"/>
-      </w:tblGrid>
-      <w:tr>
-        <w:tc>
-          <w:tcPr>
-            <w:tcW w:type="dxa" w:w="2880"/>
-          </w:tcPr>
-          <w:p>
-            <w:pPr>
-              <w:spacing w:before="0" w:after="20"/>
-            </w:pPr>
-            <w:r/>
-            <w:r>
-              <w:rPr>
-                <w:rFonts w:ascii="Arial" w:hAnsi="Arial" w:eastAsia="Arial" w:cs="Arial"/>
-                <w:b/>
-                <w:color w:val="000000"/>
-                <w:sz w:val="18"/>
-                <w:u w:val="none"/>
-              </w:rPr>
-              <w:t>File Type</w:t>
-            </w:r>
-          </w:p>
-        </w:tc>
-        <w:tc>
-          <w:tcPr>
-            <w:tcW w:type="dxa" w:w="2880"/>
-          </w:tcPr>
-          <w:p>
-            <w:pPr>
-              <w:spacing w:before="0" w:after="20"/>
-            </w:pPr>
-            <w:r/>
-            <w:r>
-              <w:rPr>
-                <w:rFonts w:ascii="Arial" w:hAnsi="Arial" w:eastAsia="Arial" w:cs="Arial"/>
-                <w:b/>
-                <w:color w:val="000000"/>
-                <w:sz w:val="18"/>
-                <w:u w:val="none"/>
-              </w:rPr>
-              <w:t>Extension</w:t>
-            </w:r>
-          </w:p>
-        </w:tc>
-        <w:tc>
-          <w:tcPr>
-            <w:tcW w:type="dxa" w:w="2880"/>
-          </w:tcPr>
-          <w:p>
-            <w:pPr>
-              <w:spacing w:before="0" w:after="20"/>
-            </w:pPr>
-            <w:r/>
-            <w:r>
-              <w:rPr>
-                <w:rFonts w:ascii="Arial" w:hAnsi="Arial" w:eastAsia="Arial" w:cs="Arial"/>
-                <w:b/>
-                <w:color w:val="000000"/>
-                <w:sz w:val="18"/>
-                <w:u w:val="none"/>
-              </w:rPr>
-              <w:t>Status</w:t>
-            </w:r>
-          </w:p>
-        </w:tc>
-      </w:tr>
-      <w:tr>
-        <w:tc>
-          <w:tcPr>
-            <w:tcW w:type="dxa" w:w="2880"/>
-          </w:tcPr>
-          <w:p>
-            <w:pPr>
-              <w:spacing w:before="0" w:after="20"/>
-            </w:pPr>
-            <w:r/>
-            <w:r>
-              <w:rPr>
-                <w:rFonts w:ascii="Arial" w:hAnsi="Arial" w:eastAsia="Arial" w:cs="Arial"/>
-                <w:b w:val="0"/>
-                <w:color w:val="000000"/>
-                <w:sz w:val="18"/>
-                <w:u w:val="none"/>
-              </w:rPr>
-              <w:t>.cnt</w:t>
-            </w:r>
-          </w:p>
-        </w:tc>
-        <w:tc>
-          <w:tcPr>
-            <w:tcW w:type="dxa" w:w="2880"/>
-          </w:tcPr>
-          <w:p>
-            <w:pPr>
-              <w:spacing w:before="0" w:after="20"/>
-            </w:pPr>
-            <w:r/>
-            <w:r>
-              <w:rPr>
-                <w:rFonts w:ascii="Arial" w:hAnsi="Arial" w:eastAsia="Arial" w:cs="Arial"/>
-                <w:b w:val="0"/>
-                <w:color w:val="000000"/>
-                <w:sz w:val="18"/>
-                <w:u w:val="none"/>
-              </w:rPr>
-              <w:t>.cnt</w:t>
-            </w:r>
-          </w:p>
-        </w:tc>
-        <w:tc>
-          <w:tcPr>
-            <w:tcW w:type="dxa" w:w="2880"/>
-          </w:tcPr>
-          <w:p>
-            <w:pPr>
-              <w:spacing w:before="0" w:after="20"/>
-            </w:pPr>
-            <w:r/>
-            <w:r>
-              <w:rPr>
-                <w:rFonts w:ascii="Arial" w:hAnsi="Arial" w:eastAsia="Arial" w:cs="Arial"/>
-                <w:b w:val="0"/>
-                <w:color w:val="000000"/>
-                <w:sz w:val="18"/>
-                <w:u w:val="none"/>
-              </w:rPr>
-              <w:t>New support (this improvement)</w:t>
-            </w:r>
-          </w:p>
-        </w:tc>
-      </w:tr>
-      <w:tr>
-        <w:tc>
-          <w:tcPr>
-            <w:tcW w:type="dxa" w:w="2880"/>
-          </w:tcPr>
-          <w:p>
-            <w:pPr>
-              <w:spacing w:before="0" w:after="20"/>
-            </w:pPr>
-            <w:r/>
-            <w:r>
-              <w:rPr>
-                <w:rFonts w:ascii="Arial" w:hAnsi="Arial" w:eastAsia="Arial" w:cs="Arial"/>
-                <w:b w:val="0"/>
-                <w:color w:val="000000"/>
-                <w:sz w:val="18"/>
-                <w:u w:val="none"/>
-              </w:rPr>
-              <w:t>.pos</w:t>
-            </w:r>
-          </w:p>
-        </w:tc>
-        <w:tc>
-          <w:tcPr>
-            <w:tcW w:type="dxa" w:w="2880"/>
-          </w:tcPr>
-          <w:p>
-            <w:pPr>
-              <w:spacing w:before="0" w:after="20"/>
-            </w:pPr>
-            <w:r/>
-            <w:r>
-              <w:rPr>
-                <w:rFonts w:ascii="Arial" w:hAnsi="Arial" w:eastAsia="Arial" w:cs="Arial"/>
-                <w:b w:val="0"/>
-                <w:color w:val="000000"/>
-                <w:sz w:val="18"/>
-                <w:u w:val="none"/>
-              </w:rPr>
-              <w:t>.pos</w:t>
-            </w:r>
-          </w:p>
-        </w:tc>
-        <w:tc>
-          <w:tcPr>
-            <w:tcW w:type="dxa" w:w="2880"/>
-          </w:tcPr>
-          <w:p>
-            <w:pPr>
-              <w:spacing w:before="0" w:after="20"/>
-            </w:pPr>
-            <w:r/>
-            <w:r>
-              <w:rPr>
-                <w:rFonts w:ascii="Arial" w:hAnsi="Arial" w:eastAsia="Arial" w:cs="Arial"/>
-                <w:b w:val="0"/>
-                <w:color w:val="000000"/>
-                <w:sz w:val="18"/>
-                <w:u w:val="none"/>
-              </w:rPr>
-              <w:t>New support (this improvement)</w:t>
-            </w:r>
-          </w:p>
-        </w:tc>
-      </w:tr>
-      <w:tr>
-        <w:tc>
-          <w:tcPr>
-            <w:tcW w:type="dxa" w:w="2880"/>
-          </w:tcPr>
-          <w:p>
-            <w:pPr>
-              <w:spacing w:before="0" w:after="20"/>
-            </w:pPr>
-            <w:r/>
-            <w:r>
-              <w:rPr>
-                <w:rFonts w:ascii="Arial" w:hAnsi="Arial" w:eastAsia="Arial" w:cs="Arial"/>
-                <w:b w:val="0"/>
-                <w:color w:val="000000"/>
-                <w:sz w:val="18"/>
-                <w:u w:val="none"/>
-              </w:rPr>
-              <w:t>.zip</w:t>
-            </w:r>
-          </w:p>
-        </w:tc>
-        <w:tc>
-          <w:tcPr>
-            <w:tcW w:type="dxa" w:w="2880"/>
-          </w:tcPr>
-          <w:p>
-            <w:pPr>
-              <w:spacing w:before="0" w:after="20"/>
-            </w:pPr>
-            <w:r/>
-            <w:r>
-              <w:rPr>
-                <w:rFonts w:ascii="Arial" w:hAnsi="Arial" w:eastAsia="Arial" w:cs="Arial"/>
-                <w:b w:val="0"/>
-                <w:color w:val="000000"/>
-                <w:sz w:val="18"/>
-                <w:u w:val="none"/>
-              </w:rPr>
-              <w:t>.zip</w:t>
-            </w:r>
-          </w:p>
-        </w:tc>
-        <w:tc>
-          <w:tcPr>
-            <w:tcW w:type="dxa" w:w="2880"/>
-          </w:tcPr>
-          <w:p>
-            <w:pPr>
-              <w:spacing w:before="0" w:after="20"/>
-            </w:pPr>
-            <w:r/>
-            <w:r>
-              <w:rPr>
-                <w:rFonts w:ascii="Arial" w:hAnsi="Arial" w:eastAsia="Arial" w:cs="Arial"/>
-                <w:b w:val="0"/>
-                <w:color w:val="000000"/>
-                <w:sz w:val="18"/>
-                <w:u w:val="none"/>
-              </w:rPr>
-              <w:t>Existing support (regression)</w:t>
-            </w:r>
-          </w:p>
-        </w:tc>
-      </w:tr>
-      <w:tr>
-        <w:tc>
-          <w:tcPr>
-            <w:tcW w:type="dxa" w:w="2880"/>
-          </w:tcPr>
-          <w:p>
-            <w:pPr>
-              <w:spacing w:before="0" w:after="20"/>
-            </w:pPr>
-            <w:r/>
-            <w:r>
-              <w:rPr>
-                <w:rFonts w:ascii="Arial" w:hAnsi="Arial" w:eastAsia="Arial" w:cs="Arial"/>
-                <w:b w:val="0"/>
-                <w:color w:val="000000"/>
-                <w:sz w:val="18"/>
-                <w:u w:val="none"/>
-              </w:rPr>
-              <w:t>Other types</w:t>
-            </w:r>
-          </w:p>
-        </w:tc>
-        <w:tc>
-          <w:tcPr>
-            <w:tcW w:type="dxa" w:w="2880"/>
-          </w:tcPr>
-          <w:p>
-            <w:pPr>
-              <w:spacing w:before="0" w:after="20"/>
-            </w:pPr>
-            <w:r/>
-            <w:r>
-              <w:rPr>
-                <w:rFonts w:ascii="Arial" w:hAnsi="Arial" w:eastAsia="Arial" w:cs="Arial"/>
-                <w:b w:val="0"/>
-                <w:color w:val="000000"/>
-                <w:sz w:val="18"/>
-                <w:u w:val="none"/>
-              </w:rPr>
-              <w:t>.csv, .txt, .xml, .pdf, .xlsx, etc.</w:t>
-            </w:r>
-          </w:p>
-        </w:tc>
-        <w:tc>
-          <w:tcPr>
-            <w:tcW w:type="dxa" w:w="2880"/>
-          </w:tcPr>
-          <w:p>
-            <w:pPr>
-              <w:spacing w:before="0" w:after="20"/>
-            </w:pPr>
-            <w:r/>
-            <w:r>
-              <w:rPr>
-                <w:rFonts w:ascii="Arial" w:hAnsi="Arial" w:eastAsia="Arial" w:cs="Arial"/>
-                <w:b w:val="0"/>
-                <w:color w:val="000000"/>
-                <w:sz w:val="18"/>
-                <w:u w:val="none"/>
-              </w:rPr>
-              <w:t>Not supported (excluded by design)</w:t>
-            </w:r>
-          </w:p>
-        </w:tc>
-      </w:tr>
-    </w:tbl>
-    <w:p/>
     <w:sectPr>
       <w:pgSz w:w="12240" w:h="15840"/>
       <w:pgMar w:top="1440" w:right="1800" w:bottom="1440" w:left="1800" w:header="720" w:footer="720" w:gutter="0"/>
